--- a/human/tasks/U12-04/summary.docx
+++ b/human/tasks/U12-04/summary.docx
@@ -143,7 +143,7 @@
     </w:p>
     <w:p>
       <w:r>
-        <w:t>先修Agent与消费者，再生成U12-04及A-02/A-05 Word和串联审阅；共享业务模块和旧根目录仍待整体迁移。归档脚本不继续运行。</w:t>
+        <w:t>先修Agent与消费者，再生成U12-04及A-02/A-05 Word和串联审阅；根目录19/19项已迁入human/agent，当前读取和运行入口已验证，业务签收不变。归档脚本不继续运行。</w:t>
       </w:r>
     </w:p>
     <w:p>
@@ -207,7 +207,12 @@
     </w:p>
     <w:p>
       <w:r>
-        <w:t>累计63/71包规范化，余8，下一U12-05。原候选限定DONE不变，活动修订尚待复核，整个根目录双层物理迁移及运行引用修复仍未完成。</w:t>
+        <w:t>规范化71/71包、根目录迁移19/19项完成；每包Word由Agent源生成。</w:t>
+      </w:r>
+    </w:p>
+    <w:p>
+      <w:r>
+        <w:t>业务状态DONE，原签收与未交付项不变；后续按注册表和实际依赖推进。</w:t>
       </w:r>
     </w:p>
     <w:p>
